--- a/EPVS Super Admin User Manual.docx
+++ b/EPVS Super Admin User Manual.docx
@@ -8274,12 +8274,146 @@
         <w:t>Generated: 23 March 2026</w:t>
       </w:r>
     </w:p>
-    <w:sectPr>
-      <w:pgSz w:w="11906" w:h="16838"/>
-      <w:pgMar w:top="1000" w:right="1200" w:bottom="800" w:left="1200" w:header="708" w:footer="708" w:gutter="0"/>
-      <w:cols w:space="720"/>
-      <w:docGrid w:linePitch="360"/>
-    </w:sectPr>
+    <w:p>
+      <w:r>
+        <w:br w:type="page"/>
+      </w:r>
+    </w:p>
+    <w:p>
+      <w:r>
+        <w:br w:type="page"/>
+      </w:r>
+    </w:p>
+    <w:p>
+      <w:pPr>
+        <w:pStyle w:val="Heading1"/>
+      </w:pPr>
+      <w:r>
+        <w:t>Recent Updates - April 2026</w:t>
+      </w:r>
+    </w:p>
+    <w:p>
+      <w:r>
+        <w:t>This section summarises the changes shipped in April 2026. Earlier sections of this manual remain accurate; the items below override or extend them.</w:t>
+      </w:r>
+    </w:p>
+    <w:p>
+      <w:pPr>
+        <w:pStyle w:val="Heading2"/>
+      </w:pPr>
+      <w:r>
+        <w:t>EPV period now reflects the previous month</w:t>
+      </w:r>
+    </w:p>
+    <w:p>
+      <w:r>
+        <w:t>Whenever an EPV is issued (manually from the Consolidated Master Facility Database or Company Overview, or automatically each month), the verification is created for the previous calendar month. Example: an EPV issued in March 2026 captures February 2026 data.</w:t>
+      </w:r>
+    </w:p>
+    <w:p>
+      <w:pPr>
+        <w:pStyle w:val="Heading2"/>
+      </w:pPr>
+      <w:r>
+        <w:t>Automatic monthly EPV sending</w:t>
+      </w:r>
+    </w:p>
+    <w:p>
+      <w:r>
+        <w:t>Once a facility has been placed on the EPV cycle (status 'On EPV Cycle'), the system now automatically issues that facility a fresh EPV at the start of every month covering the previous month's data. The scheduler runs once a day; if the previous-month EPV is already present, nothing is sent. The email goes to all four facility addresses on file (primary, owner, accounts and manager). To take a facility off the cycle, clear its EPVCycleStatus on the Consolidated Master Facility Database page.</w:t>
+      </w:r>
+    </w:p>
+    <w:p>
+      <w:pPr>
+        <w:pStyle w:val="Heading2"/>
+      </w:pPr>
+      <w:r>
+        <w:t>Resend EPV email button</w:t>
+      </w:r>
+    </w:p>
+    <w:p>
+      <w:r>
+        <w:t>The Company Overview window now shows a 'Resend Email' button alongside every Pending EPV. Use it when a facility reports they never received the original notification - it re-sends the same EPV link to all facility email addresses on file. No new EPV record is created and the resend is logged in EmailSendLog.</w:t>
+      </w:r>
+    </w:p>
+    <w:p>
+      <w:pPr>
+        <w:pStyle w:val="Heading2"/>
+      </w:pPr>
+      <w:r>
+        <w:t>Facility verified status now visible</w:t>
+      </w:r>
+    </w:p>
+    <w:p>
+      <w:r>
+        <w:t>The Consolidated Master Facility Database page shows a 'Verified' badge once the facility's invited Company Admin has accepted their invitation and completed the onboarding wizard. A separate 'On EPV Cycle' tag indicates the facility is on the monthly auto-send schedule. The status cell stays empty until one of those two events applies.</w:t>
+      </w:r>
+    </w:p>
+    <w:p>
+      <w:pPr>
+        <w:pStyle w:val="Heading2"/>
+      </w:pPr>
+      <w:r>
+        <w:t>EPV form (Eggs page) - new 'Eggs Exported' deduction</w:t>
+      </w:r>
+    </w:p>
+    <w:p>
+      <w:r>
+        <w:t>Section C (Deductions) now includes 'Eggs Exported'. Like the other deductions, it reduces the theoretical closing stock and does NOT affect the egg levy (only Section D Sales drives the levy).</w:t>
+      </w:r>
+    </w:p>
+    <w:p>
+      <w:pPr>
+        <w:pStyle w:val="Heading2"/>
+      </w:pPr>
+      <w:r>
+        <w:t>EPV form (Eggs page) - purchase source detail and attachments</w:t>
+      </w:r>
+    </w:p>
+    <w:p>
+      <w:r>
+        <w:t>When Graded Eggs Purchased or Ungraded Eggs Purchased is greater than zero, a 'Source &amp; Supplier Detail' comment box opens under Section B together with a file uploader. Facility users and inspectors can describe where and from whom the purchase was made, and attach supporting documents (PDF, PNG, or JPG, up to 15 MB each). Uploaded files appear with a 'Remove' button while the EPV is still editable, and as inline links in the Review section.</w:t>
+      </w:r>
+    </w:p>
+    <w:p>
+      <w:pPr>
+        <w:pStyle w:val="Heading2"/>
+      </w:pPr>
+      <w:r>
+        <w:t>EPV form (Pulp page) - 'Conversion Loss' line</w:t>
+      </w:r>
+    </w:p>
+    <w:p>
+      <w:r>
+        <w:t>Sales &amp; Deductions on the pulp page now has a 'Conversion Loss' row directly below 'Sold to Other Producers'. Conversion loss does NOT contribute to the pulp levy, but it is subtracted from closing pulp stock so the carry-forward stays balanced.</w:t>
+      </w:r>
+    </w:p>
+    <w:p>
+      <w:pPr>
+        <w:pStyle w:val="Heading2"/>
+      </w:pPr>
+      <w:r>
+        <w:t>EPV form (Pulp page) - pulp purchase source detail and attachments</w:t>
+      </w:r>
+    </w:p>
+    <w:p>
+      <w:r>
+        <w:t>When 'Pulp Purchased from Others' is greater than zero, a comment box and uploader appear (same 15 MB limit and PDF/PNG/JPG rules) so the source of the purchased pulp can be recorded and supporting documents attached.</w:t>
+      </w:r>
+    </w:p>
+    <w:p>
+      <w:pPr>
+        <w:pStyle w:val="Heading2"/>
+      </w:pPr>
+      <w:r>
+        <w:t>Verifications can only be captured for completed months</w:t>
+      </w:r>
+    </w:p>
+    <w:p>
+      <w:r>
+        <w:t>The 'Add Verification' modal in Company Overview now defaults to the previous month, and the month picker hides the current and any future months. The backend rejects current-month submissions with a clear error message: a month must be over before its EPV can be captured.</w:t>
+      </w:r>
+    </w:p>
   </w:body>
 </w:document>
 </file>
